--- a/content/characters/Emilia-of-Vrey.docx
+++ b/content/characters/Emilia-of-Vrey.docx
@@ -14,18 +14,7 @@
         <w:t>Emilia</w:t>
       </w:r>
       <w:r>
-        <w:t xml:space="preserve"> of Vrey</w:t>
-      </w:r>
-      <w:r>
-        <w:t xml:space="preserve"> </w:t>
-      </w:r>
-      <w:proofErr w:type="gramStart"/>
-      <w:r>
-        <w:t>is</w:t>
-      </w:r>
-      <w:proofErr w:type="gramEnd"/>
-      <w:r>
-        <w:t xml:space="preserve"> the Princess of Vrey Empire during the reign of </w:t>
+        <w:t xml:space="preserve"> of Vrey is the Princess of Vrey Empire during the reign of </w:t>
       </w:r>
       <w:r>
         <w:t>Emperor Heinrich II of Vrey and Emperor Alfred of Vrey. She is a half-dwarf half-human.</w:t>
@@ -36,10 +25,7 @@
         <w:spacing w:before="240" w:after="240"/>
       </w:pPr>
       <w:r>
-        <w:t xml:space="preserve">=== </w:t>
-      </w:r>
-      <w:r>
-        <w:t>Title</w:t>
+        <w:t>=== Title</w:t>
       </w:r>
     </w:p>
     <w:p>
@@ -91,10 +77,7 @@
         <w:spacing w:before="240" w:after="240"/>
       </w:pPr>
       <w:r>
-        <w:t xml:space="preserve">=== </w:t>
-      </w:r>
-      <w:r>
-        <w:t>Appearance</w:t>
+        <w:t>=== Appearance</w:t>
       </w:r>
     </w:p>
     <w:p>
@@ -114,7 +97,15 @@
         <w:t>She has</w:t>
       </w:r>
       <w:r>
-        <w:t xml:space="preserve"> royal blue eyes. In formal settings she wears deep velvet blue court attire. She carries an ornate purple parasol that doubles as her magical focus, intricate engrav</w:t>
+        <w:t xml:space="preserve"> royal blue eyes.</w:t>
+      </w:r>
+    </w:p>
+    <w:p>
+      <w:pPr>
+        <w:spacing w:before="240" w:after="240"/>
+      </w:pPr>
+      <w:r>
+        <w:t>In formal settings she wears deep velvet blue court attire. She carries an ornate purple parasol that doubles as her magical focus, intricate engrav</w:t>
       </w:r>
       <w:r>
         <w:t>ings on its shaft</w:t>
@@ -220,14 +211,7 @@
           <w:b/>
           <w:bCs/>
         </w:rPr>
-        <w:t>H</w:t>
-      </w:r>
-      <w:r>
-        <w:rPr>
-          <w:b/>
-          <w:bCs/>
-        </w:rPr>
-        <w:t>einrich II of Vrey</w:t>
+        <w:t>Heinrich II of Vrey</w:t>
       </w:r>
       <w:r>
         <w:t>: Emilia is Heinrich’s daughter.</w:t>
@@ -347,15 +331,7 @@
         <w:spacing w:before="240" w:after="240"/>
       </w:pPr>
       <w:r>
-        <w:t xml:space="preserve">Any DM notes, </w:t>
-      </w:r>
-      <w:proofErr w:type="spellStart"/>
-      <w:r>
-        <w:t>statblocks</w:t>
-      </w:r>
-      <w:proofErr w:type="spellEnd"/>
-      <w:r>
-        <w:t>, etc.</w:t>
+        <w:t>Any DM notes, statblocks, etc.</w:t>
       </w:r>
     </w:p>
     <w:sectPr>
@@ -1004,6 +980,7 @@
   <w:style w:type="character" w:default="1" w:styleId="DefaultParagraphFont">
     <w:name w:val="Default Paragraph Font"/>
     <w:uiPriority w:val="1"/>
+    <w:semiHidden/>
     <w:unhideWhenUsed/>
   </w:style>
   <w:style w:type="table" w:default="1" w:styleId="TableNormal">

--- a/content/characters/Emilia-of-Vrey.docx
+++ b/content/characters/Emilia-of-Vrey.docx
@@ -14,7 +14,15 @@
         <w:t>Emilia</w:t>
       </w:r>
       <w:r>
-        <w:t xml:space="preserve"> of Vrey is the Princess of Vrey Empire during the reign of </w:t>
+        <w:t xml:space="preserve"> of Vrey </w:t>
+      </w:r>
+      <w:proofErr w:type="gramStart"/>
+      <w:r>
+        <w:t>is</w:t>
+      </w:r>
+      <w:proofErr w:type="gramEnd"/>
+      <w:r>
+        <w:t xml:space="preserve"> the Princess of Vrey Empire during the reign of </w:t>
       </w:r>
       <w:r>
         <w:t>Emperor Heinrich II of Vrey and Emperor Alfred of Vrey. She is a half-dwarf half-human.</w:t>
@@ -227,6 +235,9 @@
         <w:spacing w:before="240" w:after="240"/>
       </w:pPr>
       <w:r>
+        <w:t>[</w:t>
+      </w:r>
+      <w:r>
         <w:rPr>
           <w:b/>
           <w:bCs/>
@@ -234,7 +245,13 @@
         <w:t>Alfred of Vrey</w:t>
       </w:r>
       <w:r>
-        <w:t xml:space="preserve">: Alfred is Emilia’s older brother, and they are very close to each other. </w:t>
+        <w:t>](characters/Alfred-of-Vrey)</w:t>
+      </w:r>
+      <w:r>
+        <w:t>:</w:t>
+      </w:r>
+      <w:r>
+        <w:t xml:space="preserve"> Alfred is Emilia’s older brother, and they are very close to each other. </w:t>
       </w:r>
       <w:r>
         <w:t>Alfred often scolds</w:t>

--- a/content/characters/Emilia-of-Vrey.docx
+++ b/content/characters/Emilia-of-Vrey.docx
@@ -14,15 +14,7 @@
         <w:t>Emilia</w:t>
       </w:r>
       <w:r>
-        <w:t xml:space="preserve"> of Vrey </w:t>
-      </w:r>
-      <w:proofErr w:type="gramStart"/>
-      <w:r>
-        <w:t>is</w:t>
-      </w:r>
-      <w:proofErr w:type="gramEnd"/>
-      <w:r>
-        <w:t xml:space="preserve"> the Princess of Vrey Empire during the reign of </w:t>
+        <w:t xml:space="preserve"> of Vrey is the Princess of Vrey Empire during the reign of </w:t>
       </w:r>
       <w:r>
         <w:t>Emperor Heinrich II of Vrey and Emperor Alfred of Vrey. She is a half-dwarf half-human.</w:t>
@@ -282,6 +274,9 @@
         <w:spacing w:before="240" w:after="240"/>
       </w:pPr>
       <w:r>
+        <w:t>[</w:t>
+      </w:r>
+      <w:r>
         <w:rPr>
           <w:b/>
           <w:bCs/>
@@ -289,6 +284,21 @@
         <w:t>Leonidas of Hevrion</w:t>
       </w:r>
       <w:r>
+        <w:t>](</w:t>
+      </w:r>
+      <w:r>
+        <w:t>characters/</w:t>
+      </w:r>
+      <w:r>
+        <w:t>Leonidas-of-H</w:t>
+      </w:r>
+      <w:r>
+        <w:t>evrion</w:t>
+      </w:r>
+      <w:r>
+        <w:t>)</w:t>
+      </w:r>
+      <w:r>
         <w:t>: Leonidas is Emilia’s uncle. As Leonidas never attend any official Tea Parties, Emilia sets up her own private Tea Party from time to time with Leonidas to discuss on all kind of matters.</w:t>
       </w:r>
     </w:p>
@@ -302,11 +312,17 @@
         <w:spacing w:before="240" w:after="240"/>
       </w:pPr>
       <w:r>
+        <w:t>[</w:t>
+      </w:r>
+      <w:r>
         <w:rPr>
           <w:b/>
           <w:bCs/>
         </w:rPr>
         <w:t>Mira</w:t>
+      </w:r>
+      <w:r>
+        <w:t>](characters/Mira)</w:t>
       </w:r>
       <w:r>
         <w:t>: The most likely victim of Emilia’s antics.</w:t>
